--- a/pr-preview/pr-329/measures.docx
+++ b/pr-preview/pr-329/measures.docx
@@ -15,7 +15,7 @@
         <w:pStyle w:val="Date"/>
       </w:pPr>
       <w:r>
-        <w:t xml:space="preserve">Last modified: 2026-10-16 00:45:25 (PDT)</w:t>
+        <w:t xml:space="preserve">Last modified: 2026-10-16 01:54:17 (PDT)</w:t>
       </w:r>
     </w:p>
     <w:p>

--- a/pr-preview/pr-329/measures.docx
+++ b/pr-preview/pr-329/measures.docx
@@ -15,7 +15,7 @@
         <w:pStyle w:val="Date"/>
       </w:pPr>
       <w:r>
-        <w:t xml:space="preserve">Last modified: 2026-10-16 01:54:17 (PDT)</w:t>
+        <w:t xml:space="preserve">Last modified: 2026-10-16 02:50:49 (PDT)</w:t>
       </w:r>
     </w:p>
     <w:p>

--- a/pr-preview/pr-329/measures.docx
+++ b/pr-preview/pr-329/measures.docx
@@ -15,7 +15,7 @@
         <w:pStyle w:val="Date"/>
       </w:pPr>
       <w:r>
-        <w:t xml:space="preserve">Last modified: 2026-10-16 02:50:49 (PDT)</w:t>
+        <w:t xml:space="preserve">Last modified: 2026-10-16 04:03:03 (PDT)</w:t>
       </w:r>
     </w:p>
     <w:p>
@@ -39483,16 +39483,21 @@
             <m:grow/>
           </m:dPr>
           <m:e>
-            <m:acc>
-              <m:accPr>
-                <m:chr m:val="̃"/>
-              </m:accPr>
+            <m:limLow>
               <m:e>
                 <m:r>
                   <m:t>x</m:t>
                 </m:r>
               </m:e>
-            </m:acc>
+              <m:lim>
+                <m:r>
+                  <m:rPr>
+                    <m:sty m:val="p"/>
+                  </m:rPr>
+                  <m:t>∼</m:t>
+                </m:r>
+              </m:lim>
+            </m:limLow>
           </m:e>
         </m:d>
         <m:sSub>
@@ -39521,16 +39526,21 @@
             <m:grow/>
           </m:dPr>
           <m:e>
-            <m:acc>
-              <m:accPr>
-                <m:chr m:val="̃"/>
-              </m:accPr>
+            <m:limLow>
               <m:e>
                 <m:r>
                   <m:t>y</m:t>
                 </m:r>
               </m:e>
-            </m:acc>
+              <m:lim>
+                <m:r>
+                  <m:rPr>
+                    <m:sty m:val="p"/>
+                  </m:rPr>
+                  <m:t>∼</m:t>
+                </m:r>
+              </m:lim>
+            </m:limLow>
           </m:e>
         </m:d>
         <m:sSub>
